--- a/Md-Rezaul-Haque-CV.docx
+++ b/Md-Rezaul-Haque-CV.docx
@@ -20,31 +20,28 @@
     </w:p>
     <w:p>
       <w:pPr>
-        <w:spacing w:after="50"/>
-      </w:pPr>
-      <w:r>
-        <w:rPr>
-          <w:rFonts w:ascii="Arial" w:cs="Arial" w:eastAsia="Arial" w:hAnsi="Arial"/>
-          <w:b/>
-          <w:bCs/>
-          <w:color w:val="2E9E5B"/>
-          <w:sz w:val="26"/>
-          <w:szCs w:val="26"/>
-        </w:rPr>
-        <w:t xml:space="preserve">IT &amp; Networking Executive</w:t>
-      </w:r>
-    </w:p>
-    <w:p>
-      <w:pPr>
-        <w:spacing w:after="50" w:line="264"/>
-      </w:pPr>
-      <w:r>
-        <w:rPr>
-          <w:rFonts w:ascii="Arial" w:cs="Arial" w:eastAsia="Arial" w:hAnsi="Arial"/>
-          <w:sz w:val="20"/>
-          <w:szCs w:val="20"/>
-        </w:rPr>
-        <w:t xml:space="preserve">Dhaka, Bangladesh  |  +880 1836 799834  |  rezaul.haque.pro@gmail.com  |  rezaulhaquepro-gif.github.io</w:t>
+        <w:spacing w:after="50" w:line="264"/>
+      </w:pPr>
+      <w:r>
+        <w:rPr>
+          <w:rFonts w:ascii="Arial" w:cs="Arial" w:eastAsia="Arial" w:hAnsi="Arial"/>
+          <w:sz w:val="20"/>
+          <w:szCs w:val="20"/>
+        </w:rPr>
+        <w:t xml:space="preserve">Dhaka, Bangladesh  |  +880 1836 799834  |  rezaul.haque.pro@gmail.com</w:t>
+      </w:r>
+    </w:p>
+    <w:p>
+      <w:pPr>
+        <w:spacing w:after="50" w:line="264"/>
+      </w:pPr>
+      <w:r>
+        <w:rPr>
+          <w:rFonts w:ascii="Arial" w:cs="Arial" w:eastAsia="Arial" w:hAnsi="Arial"/>
+          <w:sz w:val="20"/>
+          <w:szCs w:val="20"/>
+        </w:rPr>
+        <w:t xml:space="preserve">LinkedIn: linkedin.com/in/md-rezaul-haque-294267444  |  Portfolio: rezaulhaquepro-gif.github.io</w:t>
       </w:r>
     </w:p>
     <w:p>
@@ -77,7 +74,7 @@
           <w:sz w:val="20"/>
           <w:szCs w:val="20"/>
         </w:rPr>
-        <w:t xml:space="preserve">IT &amp; Networking Executive with 2+ years of experience supporting multi-site IT operations at As-Sunnah Foundation, Dhaka. Hands-on with LAN/WAN connectivity, MikroTik routers, managed switches, IP and HD CCTV, computer labs and classroom technology. Completed Cisco Networking Basics and CCNA 200-301 network fundamentals coursework. Known for structured troubleshooting and clear user support.</w:t>
+        <w:t xml:space="preserve">IT professional with 2+ years of experience supporting multi-site IT operations at As-Sunnah Foundation, Dhaka. Hands-on with LAN/WAN connectivity, MikroTik routers, managed switches, IP and HD CCTV, computer labs and classroom technology. Completed Cisco Networking Basics and CCNA 200-301 network fundamentals coursework. Known for structured troubleshooting and clear user support.</w:t>
       </w:r>
     </w:p>
     <w:p>
@@ -133,7 +130,7 @@
           <w:sz w:val="20"/>
           <w:szCs w:val="20"/>
         </w:rPr>
-        <w:t xml:space="preserve">Supported 150+ PCs and IP CCTV planning and installation for 70+ cameras at the head office.</w:t>
+        <w:t xml:space="preserve">Supported 578 CCTV cameras across all sites, including 95 installed at the Kazibari campus.</w:t>
       </w:r>
     </w:p>
     <w:p>
@@ -151,7 +148,7 @@
           <w:sz w:val="20"/>
           <w:szCs w:val="20"/>
         </w:rPr>
-        <w:t xml:space="preserve">Contributed to the installation of 95 CCTV cameras and supported classroom technology for 100+ classrooms at Madrashatus Sunnah.</w:t>
+        <w:t xml:space="preserve">Supported 151 PCs and IP CCTV planning and installation for 70+ cameras at the head office.</w:t>
       </w:r>
     </w:p>
     <w:p>
@@ -169,7 +166,7 @@
           <w:sz w:val="20"/>
           <w:szCs w:val="20"/>
         </w:rPr>
-        <w:t xml:space="preserve">Supported two 25-PC labs, 30+ trainer PCs and 11+ smartboards at the Shatarkul campus.</w:t>
+        <w:t xml:space="preserve">Contributed to installing 95 CCTV cameras and supported technology for 100+ classrooms at Madrashatus Sunnah.</w:t>
       </w:r>
     </w:p>
     <w:p>
@@ -337,15 +334,15 @@
           <w:sz w:val="20"/>
           <w:szCs w:val="20"/>
         </w:rPr>
-        <w:t xml:space="preserve">Digital &amp; Office: </w:t>
-      </w:r>
-      <w:r>
-        <w:rPr>
-          <w:rFonts w:ascii="Arial" w:cs="Arial" w:eastAsia="Arial" w:hAnsi="Arial"/>
-          <w:sz w:val="20"/>
-          <w:szCs w:val="20"/>
-        </w:rPr>
-        <w:t xml:space="preserve">MS Office, AI automation, graphic design, video editing, practical accounting</w:t>
+        <w:t xml:space="preserve">Productivity: </w:t>
+      </w:r>
+      <w:r>
+        <w:rPr>
+          <w:rFonts w:ascii="Arial" w:cs="Arial" w:eastAsia="Arial" w:hAnsi="Arial"/>
+          <w:sz w:val="20"/>
+          <w:szCs w:val="20"/>
+        </w:rPr>
+        <w:t xml:space="preserve">MS Office, AI automation</w:t>
       </w:r>
     </w:p>
     <w:p>
